--- a/Arimado CV.docx
+++ b/Arimado CV.docx
@@ -29,7 +29,7 @@
           <w:sz w:val="22"/>
           <w:szCs w:val="22"/>
         </w:rPr>
-        <w:t xml:space="preserve">Unity C# Game Developer  |  Founder @ Bakunawa Studios  |  GMTK 2025 Top 4%  |  BSEMC Student @ CIIT</w:t>
+        <w:t xml:space="preserve">Unity C# Game Developer  |  Co-founder @ Bakunawa Studios  |  GMTK 2025 Top 4%  |  BSEMC Student @ CIIT</w:t>
       </w:r>
     </w:p>
     <w:p>
@@ -45,7 +45,7 @@
         </w:rPr>
         <w:t xml:space="preserve">09214877619  |  kairosolo.124329@gmail.com  |  </w:t>
       </w:r>
-      <w:hyperlink w:history="1" r:id="rIdfno44v0uadtocawexu37s">
+      <w:hyperlink w:history="1" r:id="rIdcnk88norroijifr91czeg">
         <w:r>
           <w:rPr>
             <w:rStyle w:val="Hyperlink"/>
@@ -65,7 +65,7 @@
         </w:rPr>
         <w:t xml:space="preserve">  |  </w:t>
       </w:r>
-      <w:hyperlink w:history="1" r:id="rIdtl37maych_fjmfsa7qty3">
+      <w:hyperlink w:history="1" r:id="rId1bbsdqq0ned3tsfgrte_x">
         <w:r>
           <w:rPr>
             <w:rStyle w:val="Hyperlink"/>
@@ -376,7 +376,7 @@
         </w:rPr>
         <w:t xml:space="preserve"> | 3D Time-loop Puzzle Platformer  |  Unity 3D, C#  |  </w:t>
       </w:r>
-      <w:hyperlink w:history="1" r:id="rIdbzcktob-mlqgtkfyit758">
+      <w:hyperlink w:history="1" r:id="rIdi2gymaoctmk7y1imwnbyl">
         <w:r>
           <w:rPr>
             <w:rStyle w:val="Hyperlink"/>
@@ -396,7 +396,7 @@
         </w:rPr>
         <w:t xml:space="preserve">  |  </w:t>
       </w:r>
-      <w:hyperlink w:history="1" r:id="rId59setokyucgd4ciylq5ga">
+      <w:hyperlink w:history="1" r:id="rIdezlwhsmfqqiflrlldivua">
         <w:r>
           <w:rPr>
             <w:rStyle w:val="Hyperlink"/>
@@ -475,7 +475,7 @@
         </w:rPr>
         <w:t xml:space="preserve"> | Merge Tycoon  |  Unity 2D, C#  |  </w:t>
       </w:r>
-      <w:hyperlink w:history="1" r:id="rIdu9655cvo-gzxfnjpq4d9q">
+      <w:hyperlink w:history="1" r:id="rIdv9jkrcxspovhsbkgndcgi">
         <w:r>
           <w:rPr>
             <w:rStyle w:val="Hyperlink"/>
@@ -535,7 +535,7 @@
         </w:rPr>
         <w:t xml:space="preserve"> | Endless Culinary Tower Defense  |  Unity 2D, C#  |  </w:t>
       </w:r>
-      <w:hyperlink w:history="1" r:id="rIdxbpa4ewnytqa1xbzuugfd">
+      <w:hyperlink w:history="1" r:id="rIdk_8a0h4rll3rqpuajhqpg">
         <w:r>
           <w:rPr>
             <w:rStyle w:val="Hyperlink"/>
@@ -555,7 +555,7 @@
         </w:rPr>
         <w:t xml:space="preserve">  |  </w:t>
       </w:r>
-      <w:hyperlink w:history="1" r:id="rIdxcp2opfreksvm9lavr_z5">
+      <w:hyperlink w:history="1" r:id="rIdd5ynhiyqqieynpg6zplxk">
         <w:r>
           <w:rPr>
             <w:rStyle w:val="Hyperlink"/>
@@ -615,7 +615,7 @@
         </w:rPr>
         <w:t xml:space="preserve"> | Full-Stack AI Learning Platform  |  React, Flask, PostgreSQL  |  </w:t>
       </w:r>
-      <w:hyperlink w:history="1" r:id="rId3gqdt6mkdkhtcvcaquar_">
+      <w:hyperlink w:history="1" r:id="rIdsenn5ggytqqbuubyzkb-f">
         <w:r>
           <w:rPr>
             <w:rStyle w:val="Hyperlink"/>
@@ -635,7 +635,7 @@
         </w:rPr>
         <w:t xml:space="preserve">  |  </w:t>
       </w:r>
-      <w:hyperlink w:history="1" r:id="rId5bmupbqklzdorgjab6alw">
+      <w:hyperlink w:history="1" r:id="rIdlpi0khisohcqneku-dhg3">
         <w:r>
           <w:rPr>
             <w:rStyle w:val="Hyperlink"/>
@@ -690,7 +690,7 @@
         </w:rPr>
         <w:t xml:space="preserve">sole programmer on </w:t>
       </w:r>
-      <w:hyperlink w:history="1" r:id="rId31jf1qytbfimqbucinf2a">
+      <w:hyperlink w:history="1" r:id="rId-y5tg7babzgmakznwgqcr">
         <w:r>
           <w:rPr>
             <w:rStyle w:val="Hyperlink"/>
@@ -710,7 +710,7 @@
         </w:rPr>
         <w:t xml:space="preserve"> and </w:t>
       </w:r>
-      <w:hyperlink w:history="1" r:id="rIdlqfgcr-qey7t8lo8hn-pz">
+      <w:hyperlink w:history="1" r:id="rIdekfu3qm0cmwr510rlq8as">
         <w:r>
           <w:rPr>
             <w:rStyle w:val="Hyperlink"/>
@@ -775,7 +775,7 @@
           <w:sz w:val="23"/>
           <w:szCs w:val="23"/>
         </w:rPr>
-        <w:t xml:space="preserve"> | Founder &amp; Lead Game Programmer</w:t>
+        <w:t xml:space="preserve"> | Co-founder &amp; Lead Game Programmer</w:t>
       </w:r>
       <w:r>
         <w:rPr>
@@ -968,7 +968,7 @@
           <w:sz w:val="23"/>
           <w:szCs w:val="23"/>
         </w:rPr>
-        <w:t xml:space="preserve"> | Founder</w:t>
+        <w:t xml:space="preserve"> | Co-founder</w:t>
       </w:r>
       <w:r>
         <w:rPr>
@@ -1198,7 +1198,7 @@
         </w:rPr>
         <w:t xml:space="preserve">Portfolio: </w:t>
       </w:r>
-      <w:hyperlink w:history="1" r:id="rId2hdqysz6tqy4m4ssy4nt6">
+      <w:hyperlink w:history="1" r:id="rIdws-epf5r3nc0perzl_x1i">
         <w:r>
           <w:rPr>
             <w:rStyle w:val="Hyperlink"/>
@@ -1225,7 +1225,7 @@
         </w:rPr>
         <w:t xml:space="preserve">GitHub: </w:t>
       </w:r>
-      <w:hyperlink w:history="1" r:id="rIdvuinfdlcxpwvswtswx2pm">
+      <w:hyperlink w:history="1" r:id="rIdvsgj8esppxlys9yomrosc">
         <w:r>
           <w:rPr>
             <w:rStyle w:val="Hyperlink"/>
@@ -1252,7 +1252,7 @@
         </w:rPr>
         <w:t xml:space="preserve">LinkedIn: </w:t>
       </w:r>
-      <w:hyperlink w:history="1" r:id="rId5pcaqmymdk5bvf0mancuc">
+      <w:hyperlink w:history="1" r:id="rId30z9rorikaebiigjwbx-c">
         <w:r>
           <w:rPr>
             <w:rStyle w:val="Hyperlink"/>
@@ -1279,7 +1279,7 @@
         </w:rPr>
         <w:t xml:space="preserve">itch.io: </w:t>
       </w:r>
-      <w:hyperlink w:history="1" r:id="rIdq9v3uiw4q69szgfuwl8_l">
+      <w:hyperlink w:history="1" r:id="rId9l985bvvd8kwkpu5bo7wd">
         <w:r>
           <w:rPr>
             <w:rStyle w:val="Hyperlink"/>
@@ -1306,7 +1306,7 @@
         </w:rPr>
         <w:t xml:space="preserve">Steam: </w:t>
       </w:r>
-      <w:hyperlink w:history="1" r:id="rIdlxltv1dy9uklzjgoabakw">
+      <w:hyperlink w:history="1" r:id="rIdlghg4p7fz-hww-lqz4f-z">
         <w:r>
           <w:rPr>
             <w:rStyle w:val="Hyperlink"/>
